--- a/tugas1/hasil/Tugas1_DistribusiEffort_Phoenix_Laporan_final.docx
+++ b/tugas1/hasil/Tugas1_DistribusiEffort_Phoenix_Laporan_final.docx
@@ -6,8 +6,46 @@
     <w:p xmlns:wp14="http://schemas.microsoft.com/office/word/2010/wordml" wp14:textId="77777777"/>
     <w:p xmlns:wp14="http://schemas.microsoft.com/office/word/2010/wordml" wp14:textId="77777777"/>
     <w:p xmlns:wp14="http://schemas.microsoft.com/office/word/2010/wordml" wp14:textId="77777777"/>
-    <w:p xmlns:wp14="http://schemas.microsoft.com/office/word/2010/wordml" wp14:textId="77777777"/>
-    <w:p xmlns:wp14="http://schemas.microsoft.com/office/word/2010/wordml" wp14:textId="77777777"/>
+    <w:p>
+      <w:pPr>
+        <w:spacing w:after="360"/>
+        <w:jc w:val="center"/>
+      </w:pPr>
+      <w:r>
+        <w:drawing>
+          <wp:inline>
+            <wp:extent cx="1260000" cy="1224720"/>
+            <wp:docPr id="4" name="Picture 4"/>
+            <wp:cNvGraphicFramePr>
+              <a:graphicFrameLocks noChangeAspect="1"/>
+            </wp:cNvGraphicFramePr>
+            <a:graphic>
+              <a:graphicData uri="http://schemas.openxmlformats.org/drawingml/2006/picture">
+                <pic:pic>
+                  <pic:nvPicPr>
+                    <pic:cNvPr id="0" name="logo_500.png"/>
+                    <pic:cNvPicPr/>
+                  </pic:nvPicPr>
+                  <pic:blipFill>
+                    <a:blip r:embed="rId13"/>
+                    <a:stretch>
+                      <a:fillRect/>
+                    </a:stretch>
+                  </pic:blipFill>
+                  <pic:spPr>
+                    <a:xfrm>
+                      <a:off x="0" y="0"/>
+                      <a:ext cx="1260000" cy="1224720"/>
+                    </a:xfrm>
+                    <a:prstGeom prst="rect"/>
+                  </pic:spPr>
+                </pic:pic>
+              </a:graphicData>
+            </a:graphic>
+          </wp:inline>
+        </w:drawing>
+      </w:r>
+    </w:p>
     <w:p xmlns:wp14="http://schemas.microsoft.com/office/word/2010/wordml" wp14:textId="77777777">
       <w:pPr>
         <w:pStyle w:val="Title"/>
@@ -2035,7 +2073,7 @@
       </w:r>
       <w:r>
         <w:rPr/>
-        <w:t xml:space="preserve"> US$70 </w:t>
+        <w:t xml:space="preserve"> C$70 </w:t>
       </w:r>
       <w:r>
         <w:rPr/>
@@ -2047,7 +2085,7 @@
       </w:r>
       <w:r>
         <w:rPr/>
-        <w:t>tahun</w:t>
+        <w:t>tahun (C$ = dolar Kanada)</w:t>
       </w:r>
       <w:r>
         <w:rPr/>
@@ -2270,9 +2308,9 @@
       </w:pPr>
       <w:r>
         <w:drawing>
-          <wp:inline xmlns:a="http://schemas.openxmlformats.org/drawingml/2006/main" xmlns:pic="http://schemas.openxmlformats.org/drawingml/2006/picture" xmlns:wp14="http://schemas.microsoft.com/office/word/2010/wordprocessingDrawing" wp14:anchorId="60FDE0A8" wp14:editId="7777777">
-            <wp:extent cx="5760000" cy="3037091"/>
-            <wp:docPr id="1" name="Picture 1"/>
+          <wp:inline>
+            <wp:extent cx="5760000" cy="2905043"/>
+            <wp:docPr id="3" name="Picture 3"/>
             <wp:cNvGraphicFramePr>
               <a:graphicFrameLocks noChangeAspect="1"/>
             </wp:cNvGraphicFramePr>
@@ -2284,7 +2322,7 @@
                     <pic:cNvPicPr/>
                   </pic:nvPicPr>
                   <pic:blipFill>
-                    <a:blip r:embed="rId10"/>
+                    <a:blip r:embed="rId12"/>
                     <a:stretch>
                       <a:fillRect/>
                     </a:stretch>
@@ -2292,7 +2330,7 @@
                   <pic:spPr>
                     <a:xfrm>
                       <a:off x="0" y="0"/>
-                      <a:ext cx="5760000" cy="3037091"/>
+                      <a:ext cx="5760000" cy="2905043"/>
                     </a:xfrm>
                     <a:prstGeom prst="rect"/>
                   </pic:spPr>
@@ -2370,7 +2408,7 @@
       </w:r>
       <w:r>
         <w:rPr/>
-        <w:t xml:space="preserve"> US$520 </w:t>
+        <w:t xml:space="preserve"> C$520 </w:t>
       </w:r>
       <w:r>
         <w:rPr/>
@@ -2581,7 +2619,7 @@
         <w:jc w:val="both"/>
       </w:pPr>
       <w:r>
-        <w:t>Ketika perkiraan biaya IBM (US$274 juta) hampir dua kali anggaran (US$155 juta), lebih dari 100 fungsi gaji dihapus atau ditunda, pengujian dikurangi, jarak antargelombang dipadatkan dari 7 menjadi 2 bulan, dan staf dikurangi, tanpa perencanaan ulang.</w:t>
+        <w:t>Ketika perkiraan biaya IBM (C$274 juta) hampir dua kali anggaran (C$155 juta), lebih dari 100 fungsi gaji dihapus atau ditunda, pengujian dikurangi, jarak antargelombang dipadatkan dari 7 menjadi 2 bulan, dan staf dikurangi, tanpa perencanaan ulang.</w:t>
       </w:r>
     </w:p>
     <w:p xmlns:wp14="http://schemas.microsoft.com/office/word/2010/wordml" wp14:textId="77777777">
@@ -3423,7 +3461,7 @@
         <w:t>triple constraint</w:t>
       </w:r>
       <w:r>
-        <w:t xml:space="preserve"> (tiga kendala proyek: lingkup, waktu, biaya), waktu dan biaya dikunci, sehingga lingkup dan mutu yang dikorbankan. Padahal mutu dijaga oleh pengujian, uji coba, dan pengawasan. Karena biaya perbaikan kesalahan paling mahal setelah sistem dipakai, penghematan di tahap ini dibayar mahal: lebih dari US$520 juta gaji salah atau tertunda dalam setahun.</w:t>
+        <w:t xml:space="preserve"> (tiga kendala proyek: lingkup, waktu, biaya), waktu dan biaya dikunci, sehingga lingkup dan mutu yang dikorbankan. Padahal mutu dijaga oleh pengujian, uji coba, dan pengawasan. Karena biaya perbaikan kesalahan paling mahal setelah sistem dipakai, penghematan di tahap ini dibayar mahal: lebih dari C$520 juta gaji salah atau tertunda dalam setahun.</w:t>
       </w:r>
     </w:p>
     <w:p xmlns:wp14="http://schemas.microsoft.com/office/word/2010/wordml" wp14:textId="77777777">
@@ -6597,6 +6635,7 @@
     </w:sdt>
     <w:sectPr>
       <w:footerReference w:type="default" r:id="rId9"/>
+      <w:headerReference w:type="default" r:id="rId14"/>
       <w:pgSz w:w="11906" w:h="16838" w:orient="portrait"/>
       <w:pgMar w:top="1417" w:right="1417" w:bottom="1417" w:left="1417" w:header="720" w:footer="720" w:gutter="0"/>
       <w:cols w:space="720"/>
@@ -6633,6 +6672,72 @@
     </w:r>
   </w:p>
 </w:ftr>
+</file>
+
+<file path=word/header1.xml><?xml version="1.0" encoding="utf-8"?>
+<w:hdr xmlns:m="http://schemas.openxmlformats.org/officeDocument/2006/math" xmlns:mc="http://schemas.openxmlformats.org/markup-compatibility/2006" xmlns:mo="http://schemas.microsoft.com/office/mac/office/2008/main" xmlns:mv="urn:schemas-microsoft-com:mac:vml" xmlns:o="urn:schemas-microsoft-com:office:office" xmlns:r="http://schemas.openxmlformats.org/officeDocument/2006/relationships" xmlns:v="urn:schemas-microsoft-com:vml" xmlns:w10="urn:schemas-microsoft-com:office:word" xmlns:w14="http://schemas.microsoft.com/office/word/2010/wordml" xmlns:w="http://schemas.openxmlformats.org/wordprocessingml/2006/main" xmlns:wne="http://schemas.microsoft.com/office/word/2006/wordml" xmlns:wp14="http://schemas.microsoft.com/office/word/2010/wordprocessingDrawing" xmlns:wp="http://schemas.openxmlformats.org/drawingml/2006/wordprocessingDrawing" xmlns:wpc="http://schemas.microsoft.com/office/word/2010/wordprocessingCanvas" xmlns:wpg="http://schemas.microsoft.com/office/word/2010/wordprocessingGroup" xmlns:wpi="http://schemas.microsoft.com/office/word/2010/wordprocessingInk" xmlns:wps="http://schemas.microsoft.com/office/word/2010/wordprocessingShape" mc:Ignorable="w14 wp14">
+  <w:p>
+    <w:pPr>
+      <w:pStyle w:val="Header"/>
+      <w:pBdr>
+        <w:bottom w:val="single" w:sz="6" w:space="4" w:color="A6A6A6"/>
+      </w:pBdr>
+      <w:tabs>
+        <w:tab w:pos="9072" w:val="right"/>
+      </w:tabs>
+    </w:pPr>
+    <w:r/>
+    <w:r>
+      <w:drawing>
+        <wp:inline xmlns:a="http://schemas.openxmlformats.org/drawingml/2006/main" xmlns:pic="http://schemas.openxmlformats.org/drawingml/2006/picture">
+          <wp:extent cx="333333" cy="324000"/>
+          <wp:docPr id="1" name="Picture 1"/>
+          <wp:cNvGraphicFramePr>
+            <a:graphicFrameLocks noChangeAspect="1"/>
+          </wp:cNvGraphicFramePr>
+          <a:graphic>
+            <a:graphicData uri="http://schemas.openxmlformats.org/drawingml/2006/picture">
+              <pic:pic>
+                <pic:nvPicPr>
+                  <pic:cNvPr id="0" name="logo_500.png"/>
+                  <pic:cNvPicPr/>
+                </pic:nvPicPr>
+                <pic:blipFill>
+                  <a:blip r:embed="rId1"/>
+                  <a:stretch>
+                    <a:fillRect/>
+                  </a:stretch>
+                </pic:blipFill>
+                <pic:spPr>
+                  <a:xfrm>
+                    <a:off x="0" y="0"/>
+                    <a:ext cx="333333" cy="324000"/>
+                  </a:xfrm>
+                  <a:prstGeom prst="rect"/>
+                </pic:spPr>
+              </pic:pic>
+            </a:graphicData>
+          </a:graphic>
+        </wp:inline>
+      </w:drawing>
+    </w:r>
+    <w:r>
+      <w:rPr>
+        <w:color w:val="595959"/>
+        <w:sz w:val="18"/>
+      </w:rPr>
+      <w:t xml:space="preserve">  Universitas Amikom Yogyakarta — S2 Informatika</w:t>
+    </w:r>
+    <w:r>
+      <w:rPr>
+        <w:color w:val="595959"/>
+        <w:sz w:val="18"/>
+      </w:rPr>
+      <w:tab/>
+      <w:t>Tugas 1 · IT Project Management</w:t>
+    </w:r>
+  </w:p>
+</w:hdr>
 </file>
 
 <file path=word/numbering.xml><?xml version="1.0" encoding="utf-8"?>

--- a/tugas1/hasil/Tugas1_DistribusiEffort_Phoenix_Laporan_final.docx
+++ b/tugas1/hasil/Tugas1_DistribusiEffort_Phoenix_Laporan_final.docx
@@ -85,10 +85,8 @@
         <w:t xml:space="preserve">Nama: </w:t>
       </w:r>
       <w:r>
-        <w:rPr>
-          <w:highlight w:val="yellow"/>
-        </w:rPr>
-        <w:t>[isi nama]</w:t>
+        <w:rPr/>
+        <w:t>EKA PUTRA KURNIA</w:t>
       </w:r>
     </w:p>
     <w:p xmlns:wp14="http://schemas.microsoft.com/office/word/2010/wordml" wp14:textId="77777777">
@@ -99,10 +97,8 @@
         <w:t xml:space="preserve">NIM: </w:t>
       </w:r>
       <w:r>
-        <w:rPr>
-          <w:highlight w:val="yellow"/>
-        </w:rPr>
-        <w:t>[isi NIM]</w:t>
+        <w:rPr/>
+        <w:t>25.55.2927</w:t>
       </w:r>
     </w:p>
     <w:p xmlns:wp14="http://schemas.microsoft.com/office/word/2010/wordml" wp14:textId="77777777">

--- a/tugas1/hasil/Tugas1_DistribusiEffort_Phoenix_Laporan_final.docx
+++ b/tugas1/hasil/Tugas1_DistribusiEffort_Phoenix_Laporan_final.docx
@@ -114,7 +114,7 @@
         <w:jc w:val="center"/>
       </w:pPr>
       <w:r>
-        <w:t>Dosen Pengampu: Emha Taufiq Luthfi, S.T., M.Kom., Ph.D.</w:t>
+        <w:t>Dosen Pengampu: Melwin Syafrizal, S.Kom., M.Eng., Ph.D.</w:t>
       </w:r>
     </w:p>
     <w:p xmlns:wp14="http://schemas.microsoft.com/office/word/2010/wordml" wp14:textId="77777777">
